--- a/bìa.docx
+++ b/bìa.docx
@@ -19,7 +19,7 @@
     </w:p>
     <w:p>
       <w:pPr>
-        <w:pStyle w:val="u1"/>
+        <w:pStyle w:val="Heading1"/>
         <w:spacing w:after="20"/>
         <w:ind w:left="233"/>
       </w:pPr>
@@ -121,16 +121,34 @@
     </w:p>
     <w:p>
       <w:pPr>
-        <w:pStyle w:val="u1"/>
-      </w:pPr>
-      <w:r>
-        <w:t>ĐỒ ÁN TỐT NGHIỆP</w:t>
-      </w:r>
-      <w:r>
-        <w:rPr>
-          <w:sz w:val="46"/>
-        </w:rPr>
-        <w:t xml:space="preserve"> </w:t>
+        <w:pStyle w:val="Heading1"/>
+      </w:pPr>
+      <w:r>
+        <w:t>BÁO CÁO THỰC TẬP KỸ THUẬT</w:t>
+      </w:r>
+    </w:p>
+    <w:p>
+      <w:pPr>
+        <w:tabs>
+          <w:tab w:val="center" w:pos="4487"/>
+          <w:tab w:val="center" w:pos="6263"/>
+        </w:tabs>
+        <w:spacing w:after="24"/>
+        <w:rPr>
+          <w:rFonts w:ascii="Times New Roman" w:eastAsia="Times New Roman" w:hAnsi="Times New Roman" w:cs="Times New Roman"/>
+          <w:b/>
+          <w:sz w:val="36"/>
+          <w:szCs w:val="36"/>
+        </w:rPr>
+      </w:pPr>
+      <w:r>
+        <w:rPr>
+          <w:rFonts w:ascii="Times New Roman" w:eastAsia="Times New Roman" w:hAnsi="Times New Roman" w:cs="Times New Roman"/>
+          <w:b/>
+          <w:sz w:val="36"/>
+          <w:szCs w:val="36"/>
+        </w:rPr>
+        <w:t xml:space="preserve">Đơn vị thực tập: </w:t>
       </w:r>
     </w:p>
     <w:p>
@@ -144,38 +162,151 @@
         <w:rPr>
           <w:rFonts w:ascii="Times New Roman" w:eastAsia="Times New Roman" w:hAnsi="Times New Roman" w:cs="Times New Roman"/>
           <w:b/>
-          <w:sz w:val="46"/>
-        </w:rPr>
-      </w:pPr>
-      <w:r>
-        <w:rPr>
-          <w:rFonts w:ascii="Times New Roman" w:eastAsia="Times New Roman" w:hAnsi="Times New Roman" w:cs="Times New Roman"/>
-          <w:b/>
-          <w:sz w:val="46"/>
-        </w:rPr>
-        <w:t xml:space="preserve">Thiết kế thiết bị giám sát học sinh lên </w:t>
-      </w:r>
-      <w:r>
-        <w:rPr>
-          <w:rFonts w:ascii="Times New Roman" w:eastAsia="Times New Roman" w:hAnsi="Times New Roman" w:cs="Times New Roman"/>
-          <w:b/>
-          <w:sz w:val="46"/>
-        </w:rPr>
-        <w:br/>
-      </w:r>
-      <w:r>
-        <w:rPr>
-          <w:rFonts w:ascii="Times New Roman" w:eastAsia="Times New Roman" w:hAnsi="Times New Roman" w:cs="Times New Roman"/>
-          <w:b/>
-          <w:sz w:val="46"/>
-        </w:rPr>
-        <w:t>xuống xe buýt đưa đón</w:t>
-      </w:r>
-      <w:r>
-        <w:rPr>
-          <w:rFonts w:ascii="Times New Roman" w:eastAsia="Times New Roman" w:hAnsi="Times New Roman" w:cs="Times New Roman"/>
-          <w:b/>
-          <w:sz w:val="46"/>
+          <w:sz w:val="48"/>
+          <w:szCs w:val="48"/>
+        </w:rPr>
+      </w:pPr>
+      <w:r>
+        <w:rPr>
+          <w:rFonts w:ascii="Times New Roman" w:eastAsia="Times New Roman" w:hAnsi="Times New Roman" w:cs="Times New Roman"/>
+          <w:b/>
+          <w:sz w:val="48"/>
+          <w:szCs w:val="48"/>
+        </w:rPr>
+        <w:t>Công</w:t>
+      </w:r>
+      <w:r>
+        <w:rPr>
+          <w:rFonts w:ascii="Times New Roman" w:eastAsia="Times New Roman" w:hAnsi="Times New Roman" w:cs="Times New Roman"/>
+          <w:b/>
+          <w:sz w:val="48"/>
+          <w:szCs w:val="48"/>
+        </w:rPr>
+        <w:t xml:space="preserve"> </w:t>
+      </w:r>
+      <w:r>
+        <w:rPr>
+          <w:rFonts w:ascii="Times New Roman" w:eastAsia="Times New Roman" w:hAnsi="Times New Roman" w:cs="Times New Roman"/>
+          <w:b/>
+          <w:sz w:val="48"/>
+          <w:szCs w:val="48"/>
+        </w:rPr>
+        <w:t>Ty</w:t>
+      </w:r>
+      <w:r>
+        <w:rPr>
+          <w:rFonts w:ascii="Times New Roman" w:eastAsia="Times New Roman" w:hAnsi="Times New Roman" w:cs="Times New Roman"/>
+          <w:b/>
+          <w:sz w:val="48"/>
+          <w:szCs w:val="48"/>
+        </w:rPr>
+        <w:t xml:space="preserve"> </w:t>
+      </w:r>
+      <w:r>
+        <w:rPr>
+          <w:rFonts w:ascii="Times New Roman" w:eastAsia="Times New Roman" w:hAnsi="Times New Roman" w:cs="Times New Roman"/>
+          <w:b/>
+          <w:sz w:val="48"/>
+          <w:szCs w:val="48"/>
+        </w:rPr>
+        <w:t>TNHH</w:t>
+      </w:r>
+      <w:r>
+        <w:rPr>
+          <w:rFonts w:ascii="Times New Roman" w:eastAsia="Times New Roman" w:hAnsi="Times New Roman" w:cs="Times New Roman"/>
+          <w:b/>
+          <w:sz w:val="48"/>
+          <w:szCs w:val="48"/>
+        </w:rPr>
+        <w:t xml:space="preserve"> </w:t>
+      </w:r>
+      <w:r>
+        <w:rPr>
+          <w:rFonts w:ascii="Times New Roman" w:eastAsia="Times New Roman" w:hAnsi="Times New Roman" w:cs="Times New Roman"/>
+          <w:b/>
+          <w:sz w:val="48"/>
+          <w:szCs w:val="48"/>
+        </w:rPr>
+        <w:t>Điện</w:t>
+      </w:r>
+      <w:r>
+        <w:rPr>
+          <w:rFonts w:ascii="Times New Roman" w:eastAsia="Times New Roman" w:hAnsi="Times New Roman" w:cs="Times New Roman"/>
+          <w:b/>
+          <w:sz w:val="48"/>
+          <w:szCs w:val="48"/>
+        </w:rPr>
+        <w:t xml:space="preserve"> </w:t>
+      </w:r>
+      <w:r>
+        <w:rPr>
+          <w:rFonts w:ascii="Times New Roman" w:eastAsia="Times New Roman" w:hAnsi="Times New Roman" w:cs="Times New Roman"/>
+          <w:b/>
+          <w:sz w:val="48"/>
+          <w:szCs w:val="48"/>
+        </w:rPr>
+        <w:t>Tử</w:t>
+      </w:r>
+      <w:r>
+        <w:rPr>
+          <w:rFonts w:ascii="Times New Roman" w:eastAsia="Times New Roman" w:hAnsi="Times New Roman" w:cs="Times New Roman"/>
+          <w:b/>
+          <w:sz w:val="48"/>
+          <w:szCs w:val="48"/>
+        </w:rPr>
+        <w:t xml:space="preserve"> </w:t>
+      </w:r>
+      <w:r>
+        <w:rPr>
+          <w:rFonts w:ascii="Times New Roman" w:eastAsia="Times New Roman" w:hAnsi="Times New Roman" w:cs="Times New Roman"/>
+          <w:b/>
+          <w:sz w:val="48"/>
+          <w:szCs w:val="48"/>
+        </w:rPr>
+        <w:t>Meiko</w:t>
+      </w:r>
+      <w:r>
+        <w:rPr>
+          <w:rFonts w:ascii="Times New Roman" w:eastAsia="Times New Roman" w:hAnsi="Times New Roman" w:cs="Times New Roman"/>
+          <w:b/>
+          <w:sz w:val="48"/>
+          <w:szCs w:val="48"/>
+        </w:rPr>
+        <w:t xml:space="preserve"> </w:t>
+      </w:r>
+      <w:r>
+        <w:rPr>
+          <w:rFonts w:ascii="Times New Roman" w:eastAsia="Times New Roman" w:hAnsi="Times New Roman" w:cs="Times New Roman"/>
+          <w:b/>
+          <w:sz w:val="48"/>
+          <w:szCs w:val="48"/>
+        </w:rPr>
+        <w:t>Việt</w:t>
+      </w:r>
+      <w:r>
+        <w:rPr>
+          <w:rFonts w:ascii="Times New Roman" w:eastAsia="Times New Roman" w:hAnsi="Times New Roman" w:cs="Times New Roman"/>
+          <w:b/>
+          <w:sz w:val="48"/>
+          <w:szCs w:val="48"/>
+        </w:rPr>
+        <w:t xml:space="preserve"> </w:t>
+      </w:r>
+      <w:r>
+        <w:rPr>
+          <w:rFonts w:ascii="Times New Roman" w:eastAsia="Times New Roman" w:hAnsi="Times New Roman" w:cs="Times New Roman"/>
+          <w:b/>
+          <w:sz w:val="48"/>
+          <w:szCs w:val="48"/>
+        </w:rPr>
+        <w:t>Nam</w:t>
+      </w:r>
+      <w:r>
+        <w:rPr>
+          <w:rFonts w:ascii="Times New Roman" w:eastAsia="Times New Roman" w:hAnsi="Times New Roman" w:cs="Times New Roman"/>
+          <w:b/>
+          <w:sz w:val="48"/>
+          <w:szCs w:val="48"/>
         </w:rPr>
         <w:br/>
       </w:r>
@@ -200,7 +331,7 @@
     </w:p>
     <w:p>
       <w:pPr>
-        <w:pStyle w:val="u2"/>
+        <w:pStyle w:val="Heading2"/>
       </w:pPr>
       <w:r>
         <w:t>Khanh.bd224017@sis.hust.edu.vn</w:t>
@@ -311,7 +442,31 @@
           <w:b/>
           <w:sz w:val="26"/>
         </w:rPr>
-        <w:t xml:space="preserve">Giảng viên hướng dẫn: </w:t>
+        <w:t xml:space="preserve">Giảng viên </w:t>
+      </w:r>
+      <w:r>
+        <w:rPr>
+          <w:rFonts w:ascii="Times New Roman" w:eastAsia="Times New Roman" w:hAnsi="Times New Roman" w:cs="Times New Roman"/>
+          <w:b/>
+          <w:sz w:val="26"/>
+        </w:rPr>
+        <w:t>phụ trách</w:t>
+      </w:r>
+      <w:r>
+        <w:rPr>
+          <w:rFonts w:ascii="Times New Roman" w:eastAsia="Times New Roman" w:hAnsi="Times New Roman" w:cs="Times New Roman"/>
+          <w:b/>
+          <w:sz w:val="26"/>
+        </w:rPr>
+        <w:t xml:space="preserve">: </w:t>
+      </w:r>
+      <w:r>
+        <w:rPr>
+          <w:rFonts w:ascii="Times New Roman" w:eastAsia="Times New Roman" w:hAnsi="Times New Roman" w:cs="Times New Roman"/>
+          <w:b/>
+          <w:sz w:val="26"/>
+        </w:rPr>
+        <w:t xml:space="preserve">    </w:t>
       </w:r>
       <w:r>
         <w:rPr>
@@ -326,14 +481,7 @@
           <w:rFonts w:ascii="Times New Roman" w:eastAsia="Times New Roman" w:hAnsi="Times New Roman" w:cs="Times New Roman"/>
           <w:sz w:val="26"/>
         </w:rPr>
-        <w:t>T</w:t>
-      </w:r>
-      <w:r>
-        <w:rPr>
-          <w:rFonts w:ascii="Times New Roman" w:eastAsia="Times New Roman" w:hAnsi="Times New Roman" w:cs="Times New Roman"/>
-          <w:sz w:val="26"/>
-        </w:rPr>
-        <w:t>hS. Đinh Thị Nhung</w:t>
+        <w:t>PGS. TS. Nguyễn Hữu Phát</w:t>
       </w:r>
       <w:r>
         <w:rPr>
@@ -341,150 +489,6 @@
           <w:sz w:val="26"/>
         </w:rPr>
         <w:tab/>
-      </w:r>
-      <w:r>
-        <w:rPr>
-          <w:noProof/>
-        </w:rPr>
-        <mc:AlternateContent>
-          <mc:Choice Requires="wpg">
-            <w:drawing>
-              <wp:inline distT="0" distB="0" distL="0" distR="0" wp14:anchorId="2E09210C" wp14:editId="2F459830">
-                <wp:extent cx="1475740" cy="1"/>
-                <wp:effectExtent l="0" t="0" r="0" b="0"/>
-                <wp:docPr id="2186" name="Group 2186"/>
-                <wp:cNvGraphicFramePr/>
-                <a:graphic xmlns:a="http://schemas.openxmlformats.org/drawingml/2006/main">
-                  <a:graphicData uri="http://schemas.microsoft.com/office/word/2010/wordprocessingGroup">
-                    <wpg:wgp>
-                      <wpg:cNvGrpSpPr/>
-                      <wpg:grpSpPr>
-                        <a:xfrm>
-                          <a:off x="0" y="0"/>
-                          <a:ext cx="1475740" cy="1"/>
-                          <a:chOff x="0" y="0"/>
-                          <a:chExt cx="1475740" cy="1"/>
-                        </a:xfrm>
-                      </wpg:grpSpPr>
-                      <wps:wsp>
-                        <wps:cNvPr id="161" name="Shape 161"/>
-                        <wps:cNvSpPr/>
-                        <wps:spPr>
-                          <a:xfrm>
-                            <a:off x="0" y="0"/>
-                            <a:ext cx="1475740" cy="1"/>
-                          </a:xfrm>
-                          <a:custGeom>
-                            <a:avLst/>
-                            <a:gdLst/>
-                            <a:ahLst/>
-                            <a:cxnLst/>
-                            <a:rect l="0" t="0" r="0" b="0"/>
-                            <a:pathLst>
-                              <a:path w="1475740" h="1">
-                                <a:moveTo>
-                                  <a:pt x="0" y="1"/>
-                                </a:moveTo>
-                                <a:lnTo>
-                                  <a:pt x="1475740" y="0"/>
-                                </a:lnTo>
-                              </a:path>
-                            </a:pathLst>
-                          </a:custGeom>
-                          <a:ln w="6350" cap="flat">
-                            <a:miter lim="101600"/>
-                          </a:ln>
-                        </wps:spPr>
-                        <wps:style>
-                          <a:lnRef idx="1">
-                            <a:srgbClr val="000000"/>
-                          </a:lnRef>
-                          <a:fillRef idx="0">
-                            <a:srgbClr val="000000">
-                              <a:alpha val="0"/>
-                            </a:srgbClr>
-                          </a:fillRef>
-                          <a:effectRef idx="0">
-                            <a:scrgbClr r="0" g="0" b="0"/>
-                          </a:effectRef>
-                          <a:fontRef idx="none"/>
-                        </wps:style>
-                        <wps:bodyPr/>
-                      </wps:wsp>
-                    </wpg:wgp>
-                  </a:graphicData>
-                </a:graphic>
-              </wp:inline>
-            </w:drawing>
-          </mc:Choice>
-          <mc:Fallback xmlns:a="http://schemas.openxmlformats.org/drawingml/2006/main">
-            <w:pict>
-              <v:group id="Group 2186" style="width:116.2pt;height:6.10352e-05pt;mso-position-horizontal-relative:char;mso-position-vertical-relative:line" coordsize="14757,0">
-                <v:shape id="Shape 161" style="position:absolute;width:14757;height:0;left:0;top:0;" coordsize="1475740,1" path="m0,1l1475740,0">
-                  <v:stroke weight="0.5pt" endcap="flat" joinstyle="miter" miterlimit="8" on="true" color="#000000"/>
-                  <v:fill on="false" color="#000000" opacity="0"/>
-                </v:shape>
-              </v:group>
-            </w:pict>
-          </mc:Fallback>
-        </mc:AlternateContent>
-      </w:r>
-    </w:p>
-    <w:p>
-      <w:pPr>
-        <w:tabs>
-          <w:tab w:val="center" w:pos="787"/>
-          <w:tab w:val="center" w:pos="3979"/>
-          <w:tab w:val="right" w:pos="9354"/>
-        </w:tabs>
-        <w:spacing w:after="62"/>
-        <w:ind w:right="-15"/>
-      </w:pPr>
-      <w:r>
-        <w:tab/>
-      </w:r>
-      <w:r>
-        <w:rPr>
-          <w:rFonts w:ascii="Times New Roman" w:eastAsia="Times New Roman" w:hAnsi="Times New Roman" w:cs="Times New Roman"/>
-          <w:b/>
-          <w:sz w:val="26"/>
-        </w:rPr>
-        <w:t xml:space="preserve"> </w:t>
-      </w:r>
-      <w:r>
-        <w:rPr>
-          <w:rFonts w:ascii="Times New Roman" w:eastAsia="Times New Roman" w:hAnsi="Times New Roman" w:cs="Times New Roman"/>
-          <w:b/>
-          <w:sz w:val="26"/>
-        </w:rPr>
-        <w:tab/>
-      </w:r>
-      <w:r>
-        <w:rPr>
-          <w:rFonts w:ascii="Times New Roman" w:eastAsia="Times New Roman" w:hAnsi="Times New Roman" w:cs="Times New Roman"/>
-          <w:sz w:val="26"/>
-        </w:rPr>
-        <w:t xml:space="preserve"> </w:t>
-      </w:r>
-      <w:r>
-        <w:rPr>
-          <w:rFonts w:ascii="Times New Roman" w:eastAsia="Times New Roman" w:hAnsi="Times New Roman" w:cs="Times New Roman"/>
-          <w:sz w:val="26"/>
-        </w:rPr>
-        <w:tab/>
-      </w:r>
-      <w:r>
-        <w:rPr>
-          <w:rFonts w:ascii="Times New Roman" w:eastAsia="Times New Roman" w:hAnsi="Times New Roman" w:cs="Times New Roman"/>
-          <w:sz w:val="20"/>
-        </w:rPr>
-        <w:t xml:space="preserve">    Chữ ký của GVHD</w:t>
-      </w:r>
-      <w:r>
-        <w:rPr>
-          <w:rFonts w:ascii="Times New Roman" w:eastAsia="Times New Roman" w:hAnsi="Times New Roman" w:cs="Times New Roman"/>
-          <w:sz w:val="26"/>
-        </w:rPr>
         <w:t xml:space="preserve"> </w:t>
       </w:r>
     </w:p>
@@ -667,7 +671,15 @@
           <w:b/>
           <w:sz w:val="26"/>
         </w:rPr>
-        <w:t xml:space="preserve"> 6</w:t>
+        <w:t xml:space="preserve"> </w:t>
+      </w:r>
+      <w:r>
+        <w:rPr>
+          <w:rFonts w:ascii="Times New Roman" w:eastAsia="Times New Roman" w:hAnsi="Times New Roman" w:cs="Times New Roman"/>
+          <w:b/>
+          <w:sz w:val="26"/>
+        </w:rPr>
+        <w:t>5</w:t>
       </w:r>
       <w:r>
         <w:rPr>
@@ -701,704 +713,7 @@
           <w:b/>
           <w:sz w:val="26"/>
         </w:rPr>
-        <w:lastRenderedPageBreak/>
         <w:br w:type="page"/>
-      </w:r>
-    </w:p>
-    <w:p>
-      <w:pPr>
-        <w:spacing w:after="39"/>
-        <w:ind w:left="303" w:hanging="10"/>
-        <w:jc w:val="center"/>
-      </w:pPr>
-      <w:r>
-        <w:rPr>
-          <w:rFonts w:ascii="Times New Roman" w:eastAsia="Times New Roman" w:hAnsi="Times New Roman" w:cs="Times New Roman"/>
-          <w:b/>
-          <w:sz w:val="30"/>
-        </w:rPr>
-        <w:lastRenderedPageBreak/>
-        <w:t xml:space="preserve">ĐẠI HỌC BÁCH KHOA HÀ NỘI </w:t>
-      </w:r>
-    </w:p>
-    <w:p>
-      <w:pPr>
-        <w:pStyle w:val="u2"/>
-        <w:spacing w:after="20"/>
-        <w:ind w:left="233"/>
-      </w:pPr>
-      <w:r>
-        <w:rPr>
-          <w:b/>
-          <w:sz w:val="32"/>
-          <w:u w:val="single" w:color="000000"/>
-        </w:rPr>
-        <w:t>TRƯỜNG ĐIỆN - ĐIỆN TỬ</w:t>
-      </w:r>
-      <w:r>
-        <w:rPr>
-          <w:b/>
-          <w:sz w:val="32"/>
-        </w:rPr>
-        <w:t xml:space="preserve"> </w:t>
-      </w:r>
-    </w:p>
-    <w:p>
-      <w:pPr>
-        <w:spacing w:after="6"/>
-        <w:ind w:left="302"/>
-        <w:jc w:val="center"/>
-      </w:pPr>
-      <w:r>
-        <w:rPr>
-          <w:rFonts w:ascii="Times New Roman" w:eastAsia="Times New Roman" w:hAnsi="Times New Roman" w:cs="Times New Roman"/>
-          <w:b/>
-          <w:sz w:val="32"/>
-        </w:rPr>
-        <w:t xml:space="preserve"> </w:t>
-      </w:r>
-    </w:p>
-    <w:p>
-      <w:pPr>
-        <w:spacing w:after="116"/>
-        <w:ind w:left="299"/>
-        <w:jc w:val="center"/>
-      </w:pPr>
-      <w:r>
-        <w:rPr>
-          <w:noProof/>
-        </w:rPr>
-        <w:drawing>
-          <wp:inline distT="0" distB="0" distL="0" distR="0" wp14:anchorId="1BEC2BB7" wp14:editId="4E55C523">
-            <wp:extent cx="962025" cy="1442585"/>
-            <wp:effectExtent l="0" t="0" r="0" b="0"/>
-            <wp:docPr id="393" name="Picture 393"/>
-            <wp:cNvGraphicFramePr/>
-            <a:graphic xmlns:a="http://schemas.openxmlformats.org/drawingml/2006/main">
-              <a:graphicData uri="http://schemas.openxmlformats.org/drawingml/2006/picture">
-                <pic:pic xmlns:pic="http://schemas.openxmlformats.org/drawingml/2006/picture">
-                  <pic:nvPicPr>
-                    <pic:cNvPr id="393" name="Picture 393"/>
-                    <pic:cNvPicPr/>
-                  </pic:nvPicPr>
-                  <pic:blipFill>
-                    <a:blip r:embed="rId4"/>
-                    <a:stretch>
-                      <a:fillRect/>
-                    </a:stretch>
-                  </pic:blipFill>
-                  <pic:spPr>
-                    <a:xfrm>
-                      <a:off x="0" y="0"/>
-                      <a:ext cx="962025" cy="1442585"/>
-                    </a:xfrm>
-                    <a:prstGeom prst="rect">
-                      <a:avLst/>
-                    </a:prstGeom>
-                  </pic:spPr>
-                </pic:pic>
-              </a:graphicData>
-            </a:graphic>
-          </wp:inline>
-        </w:drawing>
-      </w:r>
-      <w:r>
-        <w:rPr>
-          <w:rFonts w:ascii="Times New Roman" w:eastAsia="Times New Roman" w:hAnsi="Times New Roman" w:cs="Times New Roman"/>
-          <w:b/>
-          <w:sz w:val="32"/>
-        </w:rPr>
-        <w:t xml:space="preserve"> </w:t>
-      </w:r>
-    </w:p>
-    <w:p>
-      <w:pPr>
-        <w:spacing w:after="101"/>
-        <w:ind w:left="571"/>
-      </w:pPr>
-      <w:r>
-        <w:rPr>
-          <w:rFonts w:ascii="Times New Roman" w:eastAsia="Times New Roman" w:hAnsi="Times New Roman" w:cs="Times New Roman"/>
-          <w:b/>
-          <w:sz w:val="46"/>
-        </w:rPr>
-        <w:t xml:space="preserve"> </w:t>
-      </w:r>
-    </w:p>
-    <w:p>
-      <w:pPr>
-        <w:pStyle w:val="u1"/>
-      </w:pPr>
-      <w:r>
-        <w:t>ĐỒ ÁN TỐT NGHIỆP</w:t>
-      </w:r>
-      <w:r>
-        <w:rPr>
-          <w:sz w:val="46"/>
-        </w:rPr>
-        <w:t xml:space="preserve"> </w:t>
-      </w:r>
-    </w:p>
-    <w:p>
-      <w:pPr>
-        <w:tabs>
-          <w:tab w:val="center" w:pos="4487"/>
-          <w:tab w:val="center" w:pos="6263"/>
-        </w:tabs>
-        <w:spacing w:after="24"/>
-        <w:jc w:val="center"/>
-        <w:rPr>
-          <w:rFonts w:ascii="Times New Roman" w:eastAsia="Times New Roman" w:hAnsi="Times New Roman" w:cs="Times New Roman"/>
-          <w:b/>
-          <w:sz w:val="46"/>
-        </w:rPr>
-      </w:pPr>
-      <w:r>
-        <w:rPr>
-          <w:rFonts w:ascii="Times New Roman" w:eastAsia="Times New Roman" w:hAnsi="Times New Roman" w:cs="Times New Roman"/>
-          <w:b/>
-          <w:sz w:val="46"/>
-        </w:rPr>
-        <w:t xml:space="preserve">Thiết kế thiết bị giám sát học sinh lên </w:t>
-      </w:r>
-      <w:r>
-        <w:rPr>
-          <w:rFonts w:ascii="Times New Roman" w:eastAsia="Times New Roman" w:hAnsi="Times New Roman" w:cs="Times New Roman"/>
-          <w:b/>
-          <w:sz w:val="46"/>
-        </w:rPr>
-        <w:br/>
-      </w:r>
-      <w:r>
-        <w:rPr>
-          <w:rFonts w:ascii="Times New Roman" w:eastAsia="Times New Roman" w:hAnsi="Times New Roman" w:cs="Times New Roman"/>
-          <w:b/>
-          <w:sz w:val="46"/>
-        </w:rPr>
-        <w:t>xuống xe buýt đưa đón</w:t>
-      </w:r>
-    </w:p>
-    <w:p>
-      <w:pPr>
-        <w:tabs>
-          <w:tab w:val="center" w:pos="4487"/>
-          <w:tab w:val="center" w:pos="6263"/>
-        </w:tabs>
-        <w:spacing w:after="24"/>
-        <w:rPr>
-          <w:rFonts w:ascii="Times New Roman" w:eastAsia="Times New Roman" w:hAnsi="Times New Roman" w:cs="Times New Roman"/>
-          <w:b/>
-          <w:sz w:val="46"/>
-        </w:rPr>
-      </w:pPr>
-    </w:p>
-    <w:p>
-      <w:pPr>
-        <w:tabs>
-          <w:tab w:val="center" w:pos="4487"/>
-          <w:tab w:val="center" w:pos="6263"/>
-        </w:tabs>
-        <w:spacing w:after="24"/>
-      </w:pPr>
-      <w:r>
-        <w:tab/>
-      </w:r>
-      <w:r>
-        <w:rPr>
-          <w:rFonts w:ascii="Times New Roman" w:eastAsia="Times New Roman" w:hAnsi="Times New Roman" w:cs="Times New Roman"/>
-          <w:b/>
-          <w:sz w:val="28"/>
-        </w:rPr>
-        <w:t>BÙI DUY</w:t>
-      </w:r>
-      <w:r>
-        <w:rPr>
-          <w:rFonts w:ascii="Times New Roman" w:eastAsia="Times New Roman" w:hAnsi="Times New Roman" w:cs="Times New Roman"/>
-          <w:b/>
-          <w:sz w:val="28"/>
-        </w:rPr>
-        <w:t xml:space="preserve"> KHÁNH </w:t>
-      </w:r>
-      <w:r>
-        <w:rPr>
-          <w:rFonts w:ascii="Times New Roman" w:eastAsia="Times New Roman" w:hAnsi="Times New Roman" w:cs="Times New Roman"/>
-          <w:b/>
-          <w:sz w:val="28"/>
-        </w:rPr>
-        <w:tab/>
-        <w:t xml:space="preserve"> </w:t>
-      </w:r>
-    </w:p>
-    <w:p>
-      <w:pPr>
-        <w:pStyle w:val="u2"/>
-      </w:pPr>
-      <w:r>
-        <w:t>Khanh.bd224017@sis.hust.edu.vn</w:t>
-      </w:r>
-      <w:r>
-        <w:t xml:space="preserve"> </w:t>
-      </w:r>
-    </w:p>
-    <w:p>
-      <w:pPr>
-        <w:spacing w:after="70"/>
-        <w:ind w:left="302" w:hanging="10"/>
-        <w:jc w:val="center"/>
-      </w:pPr>
-      <w:r>
-        <w:rPr>
-          <w:rFonts w:ascii="Times New Roman" w:eastAsia="Times New Roman" w:hAnsi="Times New Roman" w:cs="Times New Roman"/>
-          <w:b/>
-          <w:sz w:val="28"/>
-        </w:rPr>
-        <w:t xml:space="preserve">Ngành Kỹ thuật điện tử - viễn thông </w:t>
-      </w:r>
-    </w:p>
-    <w:p>
-      <w:pPr>
-        <w:spacing w:after="64"/>
-        <w:ind w:left="571"/>
-      </w:pPr>
-    </w:p>
-    <w:p>
-      <w:pPr>
-        <w:spacing w:after="64"/>
-        <w:ind w:left="571"/>
-      </w:pPr>
-      <w:r>
-        <w:rPr>
-          <w:rFonts w:ascii="Times New Roman" w:eastAsia="Times New Roman" w:hAnsi="Times New Roman" w:cs="Times New Roman"/>
-          <w:sz w:val="26"/>
-        </w:rPr>
-        <w:t xml:space="preserve"> </w:t>
-      </w:r>
-    </w:p>
-    <w:p>
-      <w:pPr>
-        <w:spacing w:after="64"/>
-        <w:ind w:left="571"/>
-      </w:pPr>
-      <w:r>
-        <w:rPr>
-          <w:rFonts w:ascii="Times New Roman" w:eastAsia="Times New Roman" w:hAnsi="Times New Roman" w:cs="Times New Roman"/>
-          <w:sz w:val="26"/>
-        </w:rPr>
-        <w:t xml:space="preserve"> </w:t>
-      </w:r>
-    </w:p>
-    <w:p>
-      <w:pPr>
-        <w:spacing w:after="64"/>
-        <w:ind w:left="571"/>
-      </w:pPr>
-      <w:r>
-        <w:rPr>
-          <w:rFonts w:ascii="Times New Roman" w:eastAsia="Times New Roman" w:hAnsi="Times New Roman" w:cs="Times New Roman"/>
-          <w:sz w:val="26"/>
-        </w:rPr>
-        <w:t xml:space="preserve"> </w:t>
-      </w:r>
-    </w:p>
-    <w:p>
-      <w:pPr>
-        <w:spacing w:after="60"/>
-        <w:ind w:left="571"/>
-      </w:pPr>
-      <w:r>
-        <w:rPr>
-          <w:rFonts w:ascii="Times New Roman" w:eastAsia="Times New Roman" w:hAnsi="Times New Roman" w:cs="Times New Roman"/>
-          <w:sz w:val="26"/>
-        </w:rPr>
-        <w:t xml:space="preserve"> </w:t>
-      </w:r>
-    </w:p>
-    <w:p>
-      <w:pPr>
-        <w:tabs>
-          <w:tab w:val="center" w:pos="2386"/>
-          <w:tab w:val="center" w:pos="5118"/>
-          <w:tab w:val="right" w:pos="9709"/>
-        </w:tabs>
-        <w:spacing w:after="27"/>
-        <w:ind w:right="-355"/>
-      </w:pPr>
-      <w:r>
-        <w:tab/>
-      </w:r>
-      <w:r>
-        <w:rPr>
-          <w:rFonts w:ascii="Times New Roman" w:eastAsia="Times New Roman" w:hAnsi="Times New Roman" w:cs="Times New Roman"/>
-          <w:b/>
-          <w:sz w:val="26"/>
-        </w:rPr>
-        <w:t xml:space="preserve">Giảng viên hướng dẫn: </w:t>
-      </w:r>
-      <w:r>
-        <w:rPr>
-          <w:rFonts w:ascii="Times New Roman" w:eastAsia="Times New Roman" w:hAnsi="Times New Roman" w:cs="Times New Roman"/>
-          <w:b/>
-          <w:sz w:val="26"/>
-        </w:rPr>
-        <w:tab/>
-      </w:r>
-      <w:r>
-        <w:rPr>
-          <w:rFonts w:ascii="Times New Roman" w:eastAsia="Times New Roman" w:hAnsi="Times New Roman" w:cs="Times New Roman"/>
-          <w:sz w:val="26"/>
-        </w:rPr>
-        <w:t>ThS. Đinh Thị Nhung</w:t>
-      </w:r>
-      <w:r>
-        <w:rPr>
-          <w:rFonts w:ascii="Times New Roman" w:eastAsia="Times New Roman" w:hAnsi="Times New Roman" w:cs="Times New Roman"/>
-          <w:sz w:val="26"/>
-        </w:rPr>
-        <w:tab/>
-      </w:r>
-      <w:r>
-        <w:rPr>
-          <w:noProof/>
-        </w:rPr>
-        <mc:AlternateContent>
-          <mc:Choice Requires="wpg">
-            <w:drawing>
-              <wp:inline distT="0" distB="0" distL="0" distR="0" wp14:anchorId="4B78B402" wp14:editId="709E7C40">
-                <wp:extent cx="1475740" cy="1"/>
-                <wp:effectExtent l="0" t="0" r="0" b="0"/>
-                <wp:docPr id="2290" name="Group 2290"/>
-                <wp:cNvGraphicFramePr/>
-                <a:graphic xmlns:a="http://schemas.openxmlformats.org/drawingml/2006/main">
-                  <a:graphicData uri="http://schemas.microsoft.com/office/word/2010/wordprocessingGroup">
-                    <wpg:wgp>
-                      <wpg:cNvGrpSpPr/>
-                      <wpg:grpSpPr>
-                        <a:xfrm>
-                          <a:off x="0" y="0"/>
-                          <a:ext cx="1475740" cy="1"/>
-                          <a:chOff x="0" y="0"/>
-                          <a:chExt cx="1475740" cy="1"/>
-                        </a:xfrm>
-                      </wpg:grpSpPr>
-                      <wps:wsp>
-                        <wps:cNvPr id="394" name="Shape 394"/>
-                        <wps:cNvSpPr/>
-                        <wps:spPr>
-                          <a:xfrm>
-                            <a:off x="0" y="0"/>
-                            <a:ext cx="1475740" cy="1"/>
-                          </a:xfrm>
-                          <a:custGeom>
-                            <a:avLst/>
-                            <a:gdLst/>
-                            <a:ahLst/>
-                            <a:cxnLst/>
-                            <a:rect l="0" t="0" r="0" b="0"/>
-                            <a:pathLst>
-                              <a:path w="1475740" h="1">
-                                <a:moveTo>
-                                  <a:pt x="0" y="1"/>
-                                </a:moveTo>
-                                <a:lnTo>
-                                  <a:pt x="1475740" y="0"/>
-                                </a:lnTo>
-                              </a:path>
-                            </a:pathLst>
-                          </a:custGeom>
-                          <a:ln w="6350" cap="flat">
-                            <a:miter lim="101600"/>
-                          </a:ln>
-                        </wps:spPr>
-                        <wps:style>
-                          <a:lnRef idx="1">
-                            <a:srgbClr val="000000"/>
-                          </a:lnRef>
-                          <a:fillRef idx="0">
-                            <a:srgbClr val="000000">
-                              <a:alpha val="0"/>
-                            </a:srgbClr>
-                          </a:fillRef>
-                          <a:effectRef idx="0">
-                            <a:scrgbClr r="0" g="0" b="0"/>
-                          </a:effectRef>
-                          <a:fontRef idx="none"/>
-                        </wps:style>
-                        <wps:bodyPr/>
-                      </wps:wsp>
-                    </wpg:wgp>
-                  </a:graphicData>
-                </a:graphic>
-              </wp:inline>
-            </w:drawing>
-          </mc:Choice>
-          <mc:Fallback xmlns:a="http://schemas.openxmlformats.org/drawingml/2006/main">
-            <w:pict>
-              <v:group id="Group 2290" style="width:116.2pt;height:6.10352e-05pt;mso-position-horizontal-relative:char;mso-position-vertical-relative:line" coordsize="14757,0">
-                <v:shape id="Shape 394" style="position:absolute;width:14757;height:0;left:0;top:0;" coordsize="1475740,1" path="m0,1l1475740,0">
-                  <v:stroke weight="0.5pt" endcap="flat" joinstyle="miter" miterlimit="8" on="true" color="#000000"/>
-                  <v:fill on="false" color="#000000" opacity="0"/>
-                </v:shape>
-              </v:group>
-            </w:pict>
-          </mc:Fallback>
-        </mc:AlternateContent>
-      </w:r>
-    </w:p>
-    <w:p>
-      <w:pPr>
-        <w:tabs>
-          <w:tab w:val="center" w:pos="787"/>
-          <w:tab w:val="center" w:pos="3979"/>
-          <w:tab w:val="right" w:pos="9354"/>
-        </w:tabs>
-        <w:spacing w:after="207"/>
-        <w:ind w:right="-15"/>
-      </w:pPr>
-      <w:r>
-        <w:tab/>
-      </w:r>
-      <w:r>
-        <w:rPr>
-          <w:rFonts w:ascii="Times New Roman" w:eastAsia="Times New Roman" w:hAnsi="Times New Roman" w:cs="Times New Roman"/>
-          <w:b/>
-          <w:sz w:val="26"/>
-        </w:rPr>
-        <w:t xml:space="preserve"> </w:t>
-      </w:r>
-      <w:r>
-        <w:rPr>
-          <w:rFonts w:ascii="Times New Roman" w:eastAsia="Times New Roman" w:hAnsi="Times New Roman" w:cs="Times New Roman"/>
-          <w:b/>
-          <w:sz w:val="26"/>
-        </w:rPr>
-        <w:tab/>
-      </w:r>
-      <w:r>
-        <w:rPr>
-          <w:rFonts w:ascii="Times New Roman" w:eastAsia="Times New Roman" w:hAnsi="Times New Roman" w:cs="Times New Roman"/>
-          <w:sz w:val="26"/>
-        </w:rPr>
-        <w:t xml:space="preserve"> </w:t>
-      </w:r>
-      <w:r>
-        <w:rPr>
-          <w:rFonts w:ascii="Times New Roman" w:eastAsia="Times New Roman" w:hAnsi="Times New Roman" w:cs="Times New Roman"/>
-          <w:sz w:val="26"/>
-        </w:rPr>
-        <w:tab/>
-      </w:r>
-      <w:r>
-        <w:rPr>
-          <w:rFonts w:ascii="Times New Roman" w:eastAsia="Times New Roman" w:hAnsi="Times New Roman" w:cs="Times New Roman"/>
-          <w:sz w:val="20"/>
-        </w:rPr>
-        <w:t xml:space="preserve">    Chữ ký của GVHD</w:t>
-      </w:r>
-      <w:r>
-        <w:rPr>
-          <w:rFonts w:ascii="Times New Roman" w:eastAsia="Times New Roman" w:hAnsi="Times New Roman" w:cs="Times New Roman"/>
-          <w:sz w:val="26"/>
-        </w:rPr>
-        <w:t xml:space="preserve"> </w:t>
-      </w:r>
-    </w:p>
-    <w:p>
-      <w:pPr>
-        <w:tabs>
-          <w:tab w:val="center" w:pos="1452"/>
-          <w:tab w:val="center" w:pos="4371"/>
-        </w:tabs>
-        <w:spacing w:after="43"/>
-      </w:pPr>
-      <w:r>
-        <w:tab/>
-      </w:r>
-      <w:r>
-        <w:rPr>
-          <w:rFonts w:ascii="Times New Roman" w:eastAsia="Times New Roman" w:hAnsi="Times New Roman" w:cs="Times New Roman"/>
-          <w:b/>
-          <w:sz w:val="26"/>
-        </w:rPr>
-        <w:t xml:space="preserve">Khoa: </w:t>
-      </w:r>
-      <w:r>
-        <w:rPr>
-          <w:rFonts w:ascii="Times New Roman" w:eastAsia="Times New Roman" w:hAnsi="Times New Roman" w:cs="Times New Roman"/>
-          <w:b/>
-          <w:sz w:val="26"/>
-        </w:rPr>
-        <w:tab/>
-      </w:r>
-      <w:r>
-        <w:rPr>
-          <w:rFonts w:ascii="Times New Roman" w:eastAsia="Times New Roman" w:hAnsi="Times New Roman" w:cs="Times New Roman"/>
-          <w:sz w:val="26"/>
-        </w:rPr>
-        <w:t xml:space="preserve">Điện tử </w:t>
-      </w:r>
-    </w:p>
-    <w:p>
-      <w:pPr>
-        <w:spacing w:after="36"/>
-        <w:ind w:left="3979"/>
-      </w:pPr>
-      <w:r>
-        <w:rPr>
-          <w:rFonts w:ascii="Times New Roman" w:eastAsia="Times New Roman" w:hAnsi="Times New Roman" w:cs="Times New Roman"/>
-          <w:sz w:val="26"/>
-        </w:rPr>
-        <w:t xml:space="preserve"> </w:t>
-      </w:r>
-    </w:p>
-    <w:p>
-      <w:pPr>
-        <w:spacing w:after="36"/>
-        <w:ind w:left="787"/>
-      </w:pPr>
-      <w:r>
-        <w:rPr>
-          <w:rFonts w:ascii="Times New Roman" w:eastAsia="Times New Roman" w:hAnsi="Times New Roman" w:cs="Times New Roman"/>
-          <w:sz w:val="26"/>
-        </w:rPr>
-        <w:t xml:space="preserve"> </w:t>
-      </w:r>
-    </w:p>
-    <w:p>
-      <w:pPr>
-        <w:spacing w:after="36"/>
-        <w:ind w:left="787"/>
-      </w:pPr>
-      <w:r>
-        <w:rPr>
-          <w:rFonts w:ascii="Times New Roman" w:eastAsia="Times New Roman" w:hAnsi="Times New Roman" w:cs="Times New Roman"/>
-          <w:sz w:val="26"/>
-        </w:rPr>
-        <w:t xml:space="preserve"> </w:t>
-      </w:r>
-    </w:p>
-    <w:p>
-      <w:pPr>
-        <w:spacing w:after="31"/>
-        <w:ind w:left="465"/>
-        <w:jc w:val="center"/>
-      </w:pPr>
-      <w:r>
-        <w:rPr>
-          <w:rFonts w:ascii="Times New Roman" w:eastAsia="Times New Roman" w:hAnsi="Times New Roman" w:cs="Times New Roman"/>
-          <w:b/>
-          <w:sz w:val="26"/>
-        </w:rPr>
-        <w:t xml:space="preserve"> </w:t>
-      </w:r>
-    </w:p>
-    <w:p>
-      <w:pPr>
-        <w:spacing w:after="36"/>
-        <w:ind w:left="465"/>
-        <w:jc w:val="center"/>
-      </w:pPr>
-      <w:r>
-        <w:rPr>
-          <w:rFonts w:ascii="Times New Roman" w:eastAsia="Times New Roman" w:hAnsi="Times New Roman" w:cs="Times New Roman"/>
-          <w:b/>
-          <w:sz w:val="26"/>
-        </w:rPr>
-        <w:t xml:space="preserve"> </w:t>
-      </w:r>
-    </w:p>
-    <w:p>
-      <w:pPr>
-        <w:spacing w:after="36"/>
-        <w:ind w:left="787"/>
-        <w:rPr>
-          <w:rFonts w:ascii="Times New Roman" w:eastAsia="Times New Roman" w:hAnsi="Times New Roman" w:cs="Times New Roman"/>
-          <w:b/>
-          <w:sz w:val="26"/>
-        </w:rPr>
-      </w:pPr>
-      <w:r>
-        <w:rPr>
-          <w:rFonts w:ascii="Times New Roman" w:eastAsia="Times New Roman" w:hAnsi="Times New Roman" w:cs="Times New Roman"/>
-          <w:b/>
-          <w:sz w:val="26"/>
-        </w:rPr>
-        <w:t xml:space="preserve"> </w:t>
-      </w:r>
-    </w:p>
-    <w:p>
-      <w:pPr>
-        <w:spacing w:after="36"/>
-        <w:ind w:left="787"/>
-        <w:rPr>
-          <w:rFonts w:ascii="Times New Roman" w:eastAsia="Times New Roman" w:hAnsi="Times New Roman" w:cs="Times New Roman"/>
-          <w:b/>
-          <w:sz w:val="26"/>
-        </w:rPr>
-      </w:pPr>
-    </w:p>
-    <w:p>
-      <w:pPr>
-        <w:spacing w:after="36"/>
-        <w:ind w:left="787"/>
-        <w:rPr>
-          <w:rFonts w:ascii="Times New Roman" w:eastAsia="Times New Roman" w:hAnsi="Times New Roman" w:cs="Times New Roman"/>
-          <w:b/>
-          <w:sz w:val="26"/>
-        </w:rPr>
-      </w:pPr>
-    </w:p>
-    <w:p>
-      <w:pPr>
-        <w:spacing w:after="36"/>
-        <w:ind w:left="787"/>
-        <w:rPr>
-          <w:rFonts w:ascii="Times New Roman" w:eastAsia="Times New Roman" w:hAnsi="Times New Roman" w:cs="Times New Roman"/>
-          <w:b/>
-          <w:sz w:val="26"/>
-        </w:rPr>
-      </w:pPr>
-    </w:p>
-    <w:p>
-      <w:pPr>
-        <w:spacing w:after="36"/>
-        <w:ind w:left="787"/>
-        <w:rPr>
-          <w:rFonts w:ascii="Times New Roman" w:eastAsia="Times New Roman" w:hAnsi="Times New Roman" w:cs="Times New Roman"/>
-          <w:b/>
-          <w:sz w:val="26"/>
-        </w:rPr>
-      </w:pPr>
-    </w:p>
-    <w:p>
-      <w:pPr>
-        <w:spacing w:after="36"/>
-        <w:ind w:left="787"/>
-        <w:rPr>
-          <w:rFonts w:ascii="Times New Roman" w:eastAsia="Times New Roman" w:hAnsi="Times New Roman" w:cs="Times New Roman"/>
-          <w:b/>
-          <w:sz w:val="26"/>
-        </w:rPr>
-      </w:pPr>
-    </w:p>
-    <w:p>
-      <w:pPr>
-        <w:spacing w:after="36"/>
-        <w:ind w:left="787"/>
-      </w:pPr>
-    </w:p>
-    <w:p>
-      <w:pPr>
-        <w:spacing w:after="519" w:line="265" w:lineRule="auto"/>
-        <w:ind w:left="410" w:hanging="10"/>
-        <w:jc w:val="center"/>
-      </w:pPr>
-      <w:r>
-        <w:rPr>
-          <w:rFonts w:ascii="Times New Roman" w:eastAsia="Times New Roman" w:hAnsi="Times New Roman" w:cs="Times New Roman"/>
-          <w:b/>
-          <w:sz w:val="26"/>
-        </w:rPr>
-        <w:t>HÀ NỘI, 6/2026</w:t>
       </w:r>
     </w:p>
     <w:p>
@@ -1814,7 +1129,7 @@
     <w:lsdException w:name="Unresolved Mention" w:semiHidden="1" w:unhideWhenUsed="1"/>
     <w:lsdException w:name="Smart Link" w:semiHidden="1" w:unhideWhenUsed="1"/>
   </w:latentStyles>
-  <w:style w:type="paragraph" w:default="1" w:styleId="Binhthng">
+  <w:style w:type="paragraph" w:default="1" w:styleId="Normal">
     <w:name w:val="Normal"/>
     <w:qFormat/>
     <w:rsid w:val="006464B2"/>
@@ -1827,10 +1142,10 @@
       <w:sz w:val="22"/>
     </w:rPr>
   </w:style>
-  <w:style w:type="paragraph" w:styleId="u1">
+  <w:style w:type="paragraph" w:styleId="Heading1">
     <w:name w:val="heading 1"/>
-    <w:next w:val="Binhthng"/>
-    <w:link w:val="u1Char"/>
+    <w:next w:val="Normal"/>
+    <w:link w:val="Heading1Char"/>
     <w:uiPriority w:val="9"/>
     <w:qFormat/>
     <w:pPr>
@@ -1848,10 +1163,10 @@
       <w:sz w:val="50"/>
     </w:rPr>
   </w:style>
-  <w:style w:type="paragraph" w:styleId="u2">
+  <w:style w:type="paragraph" w:styleId="Heading2">
     <w:name w:val="heading 2"/>
-    <w:next w:val="Binhthng"/>
-    <w:link w:val="u2Char"/>
+    <w:next w:val="Normal"/>
+    <w:link w:val="Heading2Char"/>
     <w:uiPriority w:val="9"/>
     <w:unhideWhenUsed/>
     <w:qFormat/>
@@ -1869,13 +1184,13 @@
       <w:sz w:val="26"/>
     </w:rPr>
   </w:style>
-  <w:style w:type="character" w:default="1" w:styleId="Phngmcinhcuaoanvn">
+  <w:style w:type="character" w:default="1" w:styleId="DefaultParagraphFont">
     <w:name w:val="Default Paragraph Font"/>
     <w:uiPriority w:val="1"/>
     <w:semiHidden/>
     <w:unhideWhenUsed/>
   </w:style>
-  <w:style w:type="table" w:default="1" w:styleId="BangThngthng">
+  <w:style w:type="table" w:default="1" w:styleId="TableNormal">
     <w:name w:val="Normal Table"/>
     <w:uiPriority w:val="99"/>
     <w:semiHidden/>
@@ -1890,24 +1205,24 @@
       </w:tblCellMar>
     </w:tblPr>
   </w:style>
-  <w:style w:type="numbering" w:default="1" w:styleId="Khngco">
+  <w:style w:type="numbering" w:default="1" w:styleId="NoList">
     <w:name w:val="No List"/>
     <w:uiPriority w:val="99"/>
     <w:semiHidden/>
     <w:unhideWhenUsed/>
   </w:style>
-  <w:style w:type="character" w:customStyle="1" w:styleId="u2Char">
-    <w:name w:val="Đầu đề 2 Char"/>
-    <w:link w:val="u2"/>
+  <w:style w:type="character" w:customStyle="1" w:styleId="Heading2Char">
+    <w:name w:val="Heading 2 Char"/>
+    <w:link w:val="Heading2"/>
     <w:rPr>
       <w:rFonts w:ascii="Times New Roman" w:eastAsia="Times New Roman" w:hAnsi="Times New Roman" w:cs="Times New Roman"/>
       <w:color w:val="000000"/>
       <w:sz w:val="26"/>
     </w:rPr>
   </w:style>
-  <w:style w:type="character" w:customStyle="1" w:styleId="u1Char">
-    <w:name w:val="Đầu đề 1 Char"/>
-    <w:link w:val="u1"/>
+  <w:style w:type="character" w:customStyle="1" w:styleId="Heading1Char">
+    <w:name w:val="Heading 1 Char"/>
+    <w:link w:val="Heading1"/>
     <w:rPr>
       <w:rFonts w:ascii="Times New Roman" w:eastAsia="Times New Roman" w:hAnsi="Times New Roman" w:cs="Times New Roman"/>
       <w:b/>
@@ -1915,9 +1230,9 @@
       <w:sz w:val="50"/>
     </w:rPr>
   </w:style>
-  <w:style w:type="character" w:styleId="Siuktni">
+  <w:style w:type="character" w:styleId="Hyperlink">
     <w:name w:val="Hyperlink"/>
-    <w:basedOn w:val="Phngmcinhcuaoanvn"/>
+    <w:basedOn w:val="DefaultParagraphFont"/>
     <w:uiPriority w:val="99"/>
     <w:unhideWhenUsed/>
     <w:rsid w:val="006464B2"/>
@@ -1926,9 +1241,9 @@
       <w:u w:val="single"/>
     </w:rPr>
   </w:style>
-  <w:style w:type="character" w:styleId="cpChagiiquyt">
+  <w:style w:type="character" w:styleId="UnresolvedMention">
     <w:name w:val="Unresolved Mention"/>
-    <w:basedOn w:val="Phngmcinhcuaoanvn"/>
+    <w:basedOn w:val="DefaultParagraphFont"/>
     <w:uiPriority w:val="99"/>
     <w:semiHidden/>
     <w:unhideWhenUsed/>
